--- a/mycond-diffusers/docs/questions-to-manufacturer.docx
+++ b/mycond-diffusers/docs/questions-to-manufacturer.docx
@@ -1366,13 +1366,13 @@
     </w:p>
     <w:bookmarkEnd w:id="38"/>
     <w:bookmarkEnd w:id="39"/>
-    <w:bookmarkStart w:id="40" w:name="загальний-запит"/>
+    <w:bookmarkStart w:id="43" w:name="описи-товарів-на-сайті"/>
     <w:p>
       <w:pPr>
         <w:pStyle w:val="Heading1"/>
       </w:pPr>
       <w:r>
-        <w:t xml:space="preserve">3. Загальний запит</w:t>
+        <w:t xml:space="preserve">3. Описи товарів на сайті</w:t>
       </w:r>
     </w:p>
     <w:p>
@@ -1380,7 +1380,24 @@
         <w:pStyle w:val="FirstParagraph"/>
       </w:pPr>
       <w:r>
-        <w:t xml:space="preserve">Просимо, якщо можливо, надіслати:</w:t>
+        <w:t xml:space="preserve">Під час перекладу описів на англійську та польську ми знайшли кілька розбіжностей. Просимо підтвердити, як правильно.</w:t>
+      </w:r>
+    </w:p>
+    <w:bookmarkStart w:id="40" w:name="clt-і-rsdm-кут-у-прикладі-маркування"/>
+    <w:p>
+      <w:pPr>
+        <w:pStyle w:val="Heading2"/>
+      </w:pPr>
+      <w:r>
+        <w:t xml:space="preserve">3.1. CLT і RSDM — кут у прикладі маркування</w:t>
+      </w:r>
+    </w:p>
+    <w:p>
+      <w:pPr>
+        <w:pStyle w:val="FirstParagraph"/>
+      </w:pPr>
+      <w:r>
+        <w:t xml:space="preserve">У прикладах замовлення код містить 45°, а в розшифровці вказано 60°:</w:t>
       </w:r>
     </w:p>
     <w:p>
@@ -1392,7 +1409,23 @@
         <w:pStyle w:val="Compact"/>
       </w:pPr>
       <w:r>
-        <w:t xml:space="preserve">Актуальні технічні каталоги (PDF або Excel) з таблицями живого перерізу, ζ і коефіцієнтів згасання для всіх моделей.</w:t>
+        <w:t xml:space="preserve">«CLT-45°-2-50-1 (RAL 9005М/9005М) L=500 —</w:t>
+      </w:r>
+      <w:r>
+        <w:t xml:space="preserve"> </w:t>
+      </w:r>
+      <w:r>
+        <w:rPr>
+          <w:bCs/>
+          <w:b/>
+        </w:rPr>
+        <w:t xml:space="preserve">60°</w:t>
+      </w:r>
+      <w:r>
+        <w:t xml:space="preserve"> </w:t>
+      </w:r>
+      <w:r>
+        <w:t xml:space="preserve">— кут, 2 — кількість щілин…»</w:t>
       </w:r>
     </w:p>
     <w:p>
@@ -1404,18 +1437,277 @@
         <w:pStyle w:val="Compact"/>
       </w:pPr>
       <w:r>
-        <w:t xml:space="preserve">Актуальний прайс у форматі Excel, зокрема формули для виробів довільного розміру (решітки Ш×В, щілинні, пленуми) та доплати за опції й колір RAL.</w:t>
+        <w:t xml:space="preserve">«RSDMA-45°-2-40-1 (RAL 9005М/9005М) L=500 —</w:t>
+      </w:r>
+      <w:r>
+        <w:t xml:space="preserve"> </w:t>
+      </w:r>
+      <w:r>
+        <w:rPr>
+          <w:bCs/>
+          <w:b/>
+        </w:rPr>
+        <w:t xml:space="preserve">60°</w:t>
+      </w:r>
+      <w:r>
+        <w:t xml:space="preserve"> </w:t>
+      </w:r>
+      <w:r>
+        <w:t xml:space="preserve">— кут…»</w:t>
+      </w:r>
+    </w:p>
+    <w:p>
+      <w:pPr>
+        <w:pStyle w:val="FirstParagraph"/>
+      </w:pPr>
+      <w:r>
+        <w:rPr>
+          <w:bCs/>
+          <w:b/>
+        </w:rPr>
+        <w:t xml:space="preserve">Питання:</w:t>
+      </w:r>
+      <w:r>
+        <w:t xml:space="preserve"> </w:t>
+      </w:r>
+      <w:r>
+        <w:t xml:space="preserve">який кут правильний у цих прикладах — 45° чи 60°? Які кути кутових елементів CLT і RSDMA доступні для замовлення?</w:t>
+      </w:r>
+    </w:p>
+    <w:bookmarkEnd w:id="40"/>
+    <w:bookmarkStart w:id="41" w:name="g-30-70-крок-жалюзі"/>
+    <w:p>
+      <w:pPr>
+        <w:pStyle w:val="Heading2"/>
+      </w:pPr>
+      <w:r>
+        <w:t xml:space="preserve">3.2. G-30-70 — крок жалюзі</w:t>
+      </w:r>
+    </w:p>
+    <w:p>
+      <w:pPr>
+        <w:pStyle w:val="FirstParagraph"/>
+      </w:pPr>
+      <w:r>
+        <w:t xml:space="preserve">В описі сказано, що жалюзі розташовані «з кроком</w:t>
+      </w:r>
+      <w:r>
+        <w:t xml:space="preserve"> </w:t>
+      </w:r>
+      <w:r>
+        <w:rPr>
+          <w:bCs/>
+          <w:b/>
+        </w:rPr>
+        <w:t xml:space="preserve">70 мм</w:t>
+      </w:r>
+      <w:r>
+        <w:t xml:space="preserve">», а в технічних характеристиках — «Крок жалюзі:</w:t>
+      </w:r>
+      <w:r>
+        <w:t xml:space="preserve"> </w:t>
+      </w:r>
+      <w:r>
+        <w:rPr>
+          <w:bCs/>
+          <w:b/>
+        </w:rPr>
+        <w:t xml:space="preserve">65 мм</w:t>
+      </w:r>
+      <w:r>
+        <w:t xml:space="preserve">».</w:t>
+      </w:r>
+    </w:p>
+    <w:p>
+      <w:pPr>
+        <w:pStyle w:val="BodyText"/>
+      </w:pPr>
+      <w:r>
+        <w:rPr>
+          <w:bCs/>
+          <w:b/>
+        </w:rPr>
+        <w:t xml:space="preserve">Питання:</w:t>
+      </w:r>
+      <w:r>
+        <w:t xml:space="preserve"> </w:t>
+      </w:r>
+      <w:r>
+        <w:t xml:space="preserve">який крок жалюзі G-30-70 правильний — 65 чи 70 мм?</w:t>
+      </w:r>
+    </w:p>
+    <w:bookmarkEnd w:id="41"/>
+    <w:bookmarkStart w:id="42" w:name="інші-дрібні-неточності"/>
+    <w:p>
+      <w:pPr>
+        <w:pStyle w:val="Heading2"/>
+      </w:pPr>
+      <w:r>
+        <w:t xml:space="preserve">3.3. Інші дрібні неточності</w:t>
       </w:r>
     </w:p>
     <w:p>
       <w:pPr>
         <w:numPr>
           <w:ilvl w:val="0"/>
-          <w:numId w:val="1002"/>
+          <w:numId w:val="1003"/>
         </w:numPr>
         <w:pStyle w:val="Compact"/>
       </w:pPr>
       <w:r>
+        <w:rPr>
+          <w:bCs/>
+          <w:b/>
+        </w:rPr>
+        <w:t xml:space="preserve">GV(P)-25-35:</w:t>
+      </w:r>
+      <w:r>
+        <w:t xml:space="preserve"> </w:t>
+      </w:r>
+      <w:r>
+        <w:t xml:space="preserve">у другому прикладі замовлення вказано код</w:t>
+      </w:r>
+      <w:r>
+        <w:t xml:space="preserve"> </w:t>
+      </w:r>
+      <w:r>
+        <w:rPr>
+          <w:bCs/>
+          <w:b/>
+        </w:rPr>
+        <w:t xml:space="preserve">GP-35-45</w:t>
+      </w:r>
+      <w:r>
+        <w:t xml:space="preserve">* замість GP-25-35*.</w:t>
+      </w:r>
+    </w:p>
+    <w:p>
+      <w:pPr>
+        <w:numPr>
+          <w:ilvl w:val="0"/>
+          <w:numId w:val="1003"/>
+        </w:numPr>
+        <w:pStyle w:val="Compact"/>
+      </w:pPr>
+      <w:r>
+        <w:rPr>
+          <w:bCs/>
+          <w:b/>
+        </w:rPr>
+        <w:t xml:space="preserve">1-Р-35-45:</w:t>
+      </w:r>
+      <w:r>
+        <w:t xml:space="preserve"> </w:t>
+      </w:r>
+      <w:r>
+        <w:t xml:space="preserve">у прикладі замовлення написано «тільки для решіток</w:t>
+      </w:r>
+      <w:r>
+        <w:t xml:space="preserve"> </w:t>
+      </w:r>
+      <w:r>
+        <w:rPr>
+          <w:bCs/>
+          <w:b/>
+        </w:rPr>
+        <w:t xml:space="preserve">1-Р-25-35</w:t>
+      </w:r>
+      <w:r>
+        <w:t xml:space="preserve">» — схоже на текст, скопійований з опису 1-Р-25-35.</w:t>
+      </w:r>
+    </w:p>
+    <w:p>
+      <w:pPr>
+        <w:numPr>
+          <w:ilvl w:val="0"/>
+          <w:numId w:val="1003"/>
+        </w:numPr>
+        <w:pStyle w:val="Compact"/>
+      </w:pPr>
+      <w:r>
+        <w:rPr>
+          <w:bCs/>
+          <w:b/>
+        </w:rPr>
+        <w:t xml:space="preserve">LHC-30-40:</w:t>
+      </w:r>
+      <w:r>
+        <w:t xml:space="preserve"> </w:t>
+      </w:r>
+      <w:r>
+        <w:t xml:space="preserve">речення обривається: «Установка решітки передбачає кріплення за допомогою гвинтового з’єднання через отвори на…»</w:t>
+      </w:r>
+    </w:p>
+    <w:p>
+      <w:pPr>
+        <w:pStyle w:val="FirstParagraph"/>
+      </w:pPr>
+      <w:r>
+        <w:rPr>
+          <w:bCs/>
+          <w:b/>
+        </w:rPr>
+        <w:t xml:space="preserve">Питання:</w:t>
+      </w:r>
+      <w:r>
+        <w:t xml:space="preserve"> </w:t>
+      </w:r>
+      <w:r>
+        <w:t xml:space="preserve">як правильно? Ми виправимо описи у себе.</w:t>
+      </w:r>
+    </w:p>
+    <w:bookmarkEnd w:id="42"/>
+    <w:bookmarkEnd w:id="43"/>
+    <w:bookmarkStart w:id="44" w:name="загальний-запит"/>
+    <w:p>
+      <w:pPr>
+        <w:pStyle w:val="Heading1"/>
+      </w:pPr>
+      <w:r>
+        <w:t xml:space="preserve">4. Загальний запит</w:t>
+      </w:r>
+    </w:p>
+    <w:p>
+      <w:pPr>
+        <w:pStyle w:val="FirstParagraph"/>
+      </w:pPr>
+      <w:r>
+        <w:t xml:space="preserve">Просимо, якщо можливо, надіслати:</w:t>
+      </w:r>
+    </w:p>
+    <w:p>
+      <w:pPr>
+        <w:numPr>
+          <w:ilvl w:val="0"/>
+          <w:numId w:val="1004"/>
+        </w:numPr>
+        <w:pStyle w:val="Compact"/>
+      </w:pPr>
+      <w:r>
+        <w:t xml:space="preserve">Актуальні технічні каталоги (PDF або Excel) з таблицями живого перерізу, ζ і коефіцієнтів згасання для всіх моделей.</w:t>
+      </w:r>
+    </w:p>
+    <w:p>
+      <w:pPr>
+        <w:numPr>
+          <w:ilvl w:val="0"/>
+          <w:numId w:val="1004"/>
+        </w:numPr>
+        <w:pStyle w:val="Compact"/>
+      </w:pPr>
+      <w:r>
+        <w:t xml:space="preserve">Актуальний прайс у форматі Excel, зокрема формули для виробів довільного розміру (решітки Ш×В, щілинні, пленуми) та доплати за опції й колір RAL.</w:t>
+      </w:r>
+    </w:p>
+    <w:p>
+      <w:pPr>
+        <w:numPr>
+          <w:ilvl w:val="0"/>
+          <w:numId w:val="1004"/>
+        </w:numPr>
+        <w:pStyle w:val="Compact"/>
+      </w:pPr>
+      <w:r>
         <w:t xml:space="preserve">Температуру припливного повітря (ΔT), для якої калькулятор показує «ΔT у робочій зоні». За нашими розрахунками — 10 K.</w:t>
       </w:r>
     </w:p>
@@ -1441,7 +1733,7 @@
         <w:t xml:space="preserve">Mycond</w:t>
       </w:r>
     </w:p>
-    <w:bookmarkEnd w:id="40"/>
+    <w:bookmarkEnd w:id="44"/>
     <w:sectPr/>
   </w:body>
 </w:document>
@@ -1716,6 +2008,12 @@
     <w:abstractNumId w:val="991"/>
   </w:num>
   <w:num w:numId="1002">
+    <w:abstractNumId w:val="991"/>
+  </w:num>
+  <w:num w:numId="1003">
+    <w:abstractNumId w:val="991"/>
+  </w:num>
+  <w:num w:numId="1004">
     <w:abstractNumId w:val="99411"/>
     <w:lvlOverride w:ilvl="0">
       <w:startOverride w:val="1"/>

--- a/mycond-diffusers/docs/questions-to-manufacturer.docx
+++ b/mycond-diffusers/docs/questions-to-manufacturer.docx
@@ -1709,6 +1709,18 @@
       </w:pPr>
       <w:r>
         <w:t xml:space="preserve">Температуру припливного повітря (ΔT), для якої калькулятор показує «ΔT у робочій зоні». За нашими розрахунками — 10 K.</w:t>
+      </w:r>
+    </w:p>
+    <w:p>
+      <w:pPr>
+        <w:numPr>
+          <w:ilvl w:val="0"/>
+          <w:numId w:val="1004"/>
+        </w:numPr>
+        <w:pStyle w:val="Compact"/>
+      </w:pPr>
+      <w:r>
+        <w:t xml:space="preserve">3D-моделі виробів (STEP, IGES, DWG 3D, Revit/IFC або SolidWorks — будь-який з цих форматів) і креслення з розмірами всіх елементів: товщина й ширина рамки, глибина конусів і ламелей, розміри горловини. Ми робимо на сайті інтерактивні 3D-моделі виробів, які змінюються під обраний розмір і колір RAL. Зараз вони побудовані за кресленнями з каталогу, а з вашими файлами будуть точними до деталей. Найважливіші для нас PDK, PDK+R, NCD, решітки 1-Р/2-Р, щілинні SD/SDH і дискові клапани.</w:t>
       </w:r>
     </w:p>
     <w:p>
